--- a/rapports/2026-06-06/EQ13/EQ13_sup_v2/DR_041201030002/48-13-46-12.docx
+++ b/rapports/2026-06-06/EQ13/EQ13_sup_v2/DR_041201030002/48-13-46-12.docx
@@ -297,7 +297,7 @@
           <w:color w:val="1F6FEB"/>
           <w:sz w:val="22"/>
         </w:rPr>
-        <w:t>⚠ INCOHÉRENCES À CORRIGER (60)</w:t>
+        <w:t>⚠ INCOHÉRENCES À CORRIGER (56)</w:t>
       </w:r>
     </w:p>
     <w:tbl>
@@ -544,7 +544,7 @@
                 <w:color w:val="16A34A"/>
                 <w:sz w:val="16"/>
               </w:rPr>
-              <w:t>—</w:t>
+              <w:t>s02q33, s01q00b</w:t>
             </w:r>
           </w:p>
         </w:tc>
@@ -575,7 +575,7 @@
                 <w:i w:val="0"/>
                 <w:sz w:val="17"/>
               </w:rPr>
-              <w:t>Incohérence!!! seulement les écoles privées paient les frais de scolarité (y compris les frais d'inscription).</w:t>
+              <w:t>Incoherent!!! La dernière fois que Marieme gueye a  fréquenté l'école est 9999.</w:t>
             </w:r>
           </w:p>
         </w:tc>
@@ -788,7 +788,7 @@
                 <w:i w:val="0"/>
                 <w:sz w:val="16"/>
               </w:rPr>
-              <w:t>S02</w:t>
+              <w:t>S03</w:t>
               <w:br/>
             </w:r>
             <w:r>
@@ -798,7 +798,7 @@
                 <w:color w:val="64748B"/>
                 <w:sz w:val="14"/>
               </w:rPr>
-              <w:t>Éducation</w:t>
+              <w:t>Santé</w:t>
             </w:r>
           </w:p>
         </w:tc>
@@ -814,7 +814,7 @@
                 <w:color w:val="16A34A"/>
                 <w:sz w:val="16"/>
               </w:rPr>
-              <w:t>s02q33, s01q00b</w:t>
+              <w:t>s03q29</w:t>
             </w:r>
           </w:p>
         </w:tc>
@@ -845,7 +845,7 @@
                 <w:i w:val="0"/>
                 <w:sz w:val="17"/>
               </w:rPr>
-              <w:t>Incoherent!!! La dernière fois que Marieme gueye a  fréquenté l'école est 9999.</w:t>
+              <w:t>Incoherence!!! Mor sarr gaye a supporté des frais pour appareils médicaux thérapeutiques tels que des béquilles, chaise roulante, prothèse dentaire, lunettes médicales etc (3.30=Oui) mais la depense liée à ce frais est nulle 0 ou ne sait pas dans la question (s03q29).</w:t>
             </w:r>
           </w:p>
         </w:tc>
@@ -935,7 +935,7 @@
                 <w:i w:val="0"/>
                 <w:sz w:val="17"/>
               </w:rPr>
-              <w:t>Incoherence!!! Mor sarr gaye a supporté des frais pour appareils médicaux thérapeutiques tels que des béquilles, chaise roulante, prothèse dentaire, lunettes médicales etc (3.30=Oui) mais la depense liée à ce frais est nulle 0 ou ne sait pas dans la question (s03q29).</w:t>
+              <w:t>Incoherence!!! Mor sarr gaye a supporté des frais de vaccination, circoncision ou bilan de santé (check up) au cours des 12 derniers mois (3.33=Oui) mais la depense liée à ce frais est nulle 0 ou ne sait pas dans la question (s03q29).</w:t>
             </w:r>
           </w:p>
         </w:tc>
@@ -994,7 +994,7 @@
                 <w:color w:val="16A34A"/>
                 <w:sz w:val="16"/>
               </w:rPr>
-              <w:t>s03q29</w:t>
+              <w:t>—</w:t>
             </w:r>
           </w:p>
         </w:tc>
@@ -1025,7 +1025,7 @@
                 <w:i w:val="0"/>
                 <w:sz w:val="17"/>
               </w:rPr>
-              <w:t>Incoherence!!! Mor sarr gaye a supporté des frais de vaccination, circoncision ou bilan de santé (check up) au cours des 12 derniers mois (3.33=Oui) mais la depense liée à ce frais est nulle 0 ou ne sait pas dans la question (s03q29).</w:t>
+              <w:t>Incohérent !!! Mor sarr gaye s'est consulté la première fois pour cette maladie (Fièvre/Paludisme) chez un médecin généraliste et vous dites que  Mor sarr gaye n'est pas concerné par le montant des frais de consultation d'un médecin généraliste (3.14=9999).</w:t>
             </w:r>
           </w:p>
         </w:tc>
@@ -1115,7 +1115,7 @@
                 <w:i w:val="0"/>
                 <w:sz w:val="17"/>
               </w:rPr>
-              <w:t>Incohérent !!! Mor sarr gaye s'est consulté la première fois pour cette maladie (Fièvre/Paludisme) chez un médecin généraliste et vous dites que  Mor sarr gaye n'est pas concerné par le montant des frais de consultation d'un médecin généraliste (3.14=9999).</w:t>
+              <w:t>Prière de verifier cette incohérence auprès de l'enquêté ou confirmer.</w:t>
             </w:r>
           </w:p>
         </w:tc>
@@ -1174,7 +1174,7 @@
                 <w:color w:val="16A34A"/>
                 <w:sz w:val="16"/>
               </w:rPr>
-              <w:t>—</w:t>
+              <w:t>s03q29</w:t>
             </w:r>
           </w:p>
         </w:tc>
@@ -1205,7 +1205,7 @@
                 <w:i w:val="0"/>
                 <w:sz w:val="17"/>
               </w:rPr>
-              <w:t>Prière de verifier cette incohérence auprès de l'enquêté ou confirmer.</w:t>
+              <w:t>Incoherence!!! Bintou seck a effectué des dépenses de transport en santé (ambulances, véhicules médicalisés spécialisés, location de taxi) (3.28=Oui) mais la depense liée à ce transport est nulle 0 ou ne sait pas dans la question (s03q29).</w:t>
             </w:r>
           </w:p>
         </w:tc>
@@ -1238,7 +1238,7 @@
                 <w:i w:val="0"/>
                 <w:sz w:val="16"/>
               </w:rPr>
-              <w:t>S03</w:t>
+              <w:t>S11</w:t>
               <w:br/>
             </w:r>
             <w:r>
@@ -1248,7 +1248,7 @@
                 <w:color w:val="64748B"/>
                 <w:sz w:val="14"/>
               </w:rPr>
-              <w:t>Santé</w:t>
+              <w:t>Logement / cadre de vie</w:t>
             </w:r>
           </w:p>
         </w:tc>
@@ -1264,7 +1264,7 @@
                 <w:color w:val="16A34A"/>
                 <w:sz w:val="16"/>
               </w:rPr>
-              <w:t>s03q29</w:t>
+              <w:t>—</w:t>
             </w:r>
           </w:p>
         </w:tc>
@@ -1295,7 +1295,7 @@
                 <w:i w:val="0"/>
                 <w:sz w:val="17"/>
               </w:rPr>
-              <w:t>Incoherence!!! Bintou seck a effectué des dépenses de transport en santé (ambulances, véhicules médicalisés spécialisés, location de taxi) (3.28=Oui) mais la depense liée à ce transport est nulle 0 ou ne sait pas dans la question (s03q29).</w:t>
+              <w:t>Incoherence!! Le ménage a depensé .</w:t>
             </w:r>
           </w:p>
         </w:tc>
@@ -1354,7 +1354,7 @@
                 <w:color w:val="16A34A"/>
                 <w:sz w:val="16"/>
               </w:rPr>
-              <w:t>—</w:t>
+              <w:t>s01q29, s01q31, s04q24, s00q04, s11q21, s09fq03, s09fq011</w:t>
             </w:r>
           </w:p>
         </w:tc>
@@ -1385,7 +1385,7 @@
                 <w:i w:val="0"/>
                 <w:sz w:val="17"/>
               </w:rPr>
-              <w:t>Incoherence!! Le ménage a depensé .</w:t>
+              <w:t>FCFA dans Frais de connexion au réseau de distribution d'eau mais dit ne pas être connecté à un réseau d'eau courante, prière de corriger cette incoherenceAttention!!! Les ménages vivants dans un(e) Maison Basse à SAINT-LOUIS Urbain ont généralement comme principal matériau du toit le/la Dalle en ciment, mais celui du ménage de MOR SARR GAYE (Tôles) diffère de celui-ci.</w:t>
             </w:r>
           </w:p>
         </w:tc>
@@ -1400,10 +1400,10 @@
               <w:rPr>
                 <w:b/>
                 <w:i w:val="0"/>
-                <w:color w:val="DC2626"/>
+                <w:color w:val="EA580C"/>
                 <w:sz w:val="16"/>
               </w:rPr>
-              <w:t>Haute</w:t>
+              <w:t>Moyenne</w:t>
             </w:r>
           </w:p>
         </w:tc>
@@ -1418,7 +1418,7 @@
                 <w:i w:val="0"/>
                 <w:sz w:val="16"/>
               </w:rPr>
-              <w:t>S11</w:t>
+              <w:t>S00</w:t>
               <w:br/>
             </w:r>
             <w:r>
@@ -1428,7 +1428,7 @@
                 <w:color w:val="64748B"/>
                 <w:sz w:val="14"/>
               </w:rPr>
-              <w:t>Logement / cadre de vie</w:t>
+              <w:t>Identification</w:t>
             </w:r>
           </w:p>
         </w:tc>
@@ -1444,7 +1444,7 @@
                 <w:color w:val="16A34A"/>
                 <w:sz w:val="16"/>
               </w:rPr>
-              <w:t>s01q29, s01q31, s04q24, s00q04, s11q21, s09fq03, s09fq011</w:t>
+              <w:t>s00q27</w:t>
             </w:r>
           </w:p>
         </w:tc>
@@ -1475,7 +1475,7 @@
                 <w:i w:val="0"/>
                 <w:sz w:val="17"/>
               </w:rPr>
-              <w:t>FCFA dans Frais de connexion au réseau de distribution d'eau mais dit ne pas être connecté à un réseau d'eau courante, prière de corriger cette incoherenceAttention!!! Les ménages vivants dans un(e) Maison Basse à SAINT-LOUIS Urbain ont généralement comme principal matériau du toit le/la Dalle en ciment, mais celui du ménage de MOR SARR GAYE (Tôles) diffère de celui-ci.</w:t>
+              <w:t>Le questionnaire semble ne pas être complètement fini mais le questionnaire est en statut complet, prière de compléter le questionnaire.</w:t>
             </w:r>
           </w:p>
         </w:tc>
@@ -1534,7 +1534,7 @@
                 <w:color w:val="16A34A"/>
                 <w:sz w:val="16"/>
               </w:rPr>
-              <w:t>s00q27</w:t>
+              <w:t>—</w:t>
             </w:r>
           </w:p>
         </w:tc>
@@ -1565,7 +1565,7 @@
                 <w:i w:val="0"/>
                 <w:sz w:val="17"/>
               </w:rPr>
-              <w:t>Le questionnaire semble ne pas être complètement fini mais le questionnaire est en statut complet, prière de compléter le questionnaire.</w:t>
+              <w:t>L'adresse ou la localisation du ménage doit être bien renseignée, ne doit pas contenir des numéros de téléphone et elle semble courte pour être une adresse.</w:t>
             </w:r>
           </w:p>
         </w:tc>
@@ -1655,7 +1655,7 @@
                 <w:i w:val="0"/>
                 <w:sz w:val="17"/>
               </w:rPr>
-              <w:t>L'adresse ou la localisation du ménage doit être bien renseignée, ne doit pas contenir des numéros de téléphone et elle semble courte pour être une adresse.</w:t>
+              <w:t>Prière de renseigner la bonne adresse.</w:t>
             </w:r>
           </w:p>
         </w:tc>
@@ -1688,7 +1688,7 @@
                 <w:i w:val="0"/>
                 <w:sz w:val="16"/>
               </w:rPr>
-              <w:t>S00</w:t>
+              <w:t>S01</w:t>
               <w:br/>
             </w:r>
             <w:r>
@@ -1698,7 +1698,7 @@
                 <w:color w:val="64748B"/>
                 <w:sz w:val="14"/>
               </w:rPr>
-              <w:t>Identification</w:t>
+              <w:t>Démographie</w:t>
             </w:r>
           </w:p>
         </w:tc>
@@ -1714,7 +1714,7 @@
                 <w:color w:val="16A34A"/>
                 <w:sz w:val="16"/>
               </w:rPr>
-              <w:t>—</w:t>
+              <w:t>s01q23, s01q00b, s01q23_autre</w:t>
             </w:r>
           </w:p>
         </w:tc>
@@ -1745,7 +1745,7 @@
                 <w:i w:val="0"/>
                 <w:sz w:val="17"/>
               </w:rPr>
-              <w:t>Prière de renseigner la bonne adresse.</w:t>
+              <w:t>La raison principale pour laquelle que Mor sarr gaye est venu vivre dans cette localité est au débit c'était pour apprendre un métier mais après  il était un pêcheur sur les pirogue au Mauritanie et semble exister dans les modalités, prière de prendre attache avec le QG pour plus d'explication afin de la classer bien.</w:t>
             </w:r>
           </w:p>
         </w:tc>
@@ -1778,7 +1778,7 @@
                 <w:i w:val="0"/>
                 <w:sz w:val="16"/>
               </w:rPr>
-              <w:t>S01</w:t>
+              <w:t>S02</w:t>
               <w:br/>
             </w:r>
             <w:r>
@@ -1788,7 +1788,7 @@
                 <w:color w:val="64748B"/>
                 <w:sz w:val="14"/>
               </w:rPr>
-              <w:t>Démographie</w:t>
+              <w:t>Éducation</w:t>
             </w:r>
           </w:p>
         </w:tc>
@@ -1804,7 +1804,7 @@
                 <w:color w:val="16A34A"/>
                 <w:sz w:val="16"/>
               </w:rPr>
-              <w:t>s01q23, s01q00b, s01q23_autre</w:t>
+              <w:t>—</w:t>
             </w:r>
           </w:p>
         </w:tc>
@@ -1835,7 +1835,7 @@
                 <w:i w:val="0"/>
                 <w:sz w:val="17"/>
               </w:rPr>
-              <w:t>La raison principale pour laquelle que Mor sarr gaye est venu vivre dans cette localité est au débit c'était pour apprendre un métier mais après  il était un pêcheur sur les pirogue au Mauritanie et semble exister dans les modalités, prière de prendre attache avec le QG pour plus d'explication afin de la classer bien.</w:t>
+              <w:t>Prière de vous adresser à Marieme gueye pour avoir l'année exacte.</w:t>
             </w:r>
           </w:p>
         </w:tc>
@@ -1868,7 +1868,7 @@
                 <w:i w:val="0"/>
                 <w:sz w:val="16"/>
               </w:rPr>
-              <w:t>S01</w:t>
+              <w:t>S02</w:t>
               <w:br/>
             </w:r>
             <w:r>
@@ -1878,7 +1878,7 @@
                 <w:color w:val="64748B"/>
                 <w:sz w:val="14"/>
               </w:rPr>
-              <w:t>Démographie</w:t>
+              <w:t>Éducation</w:t>
             </w:r>
           </w:p>
         </w:tc>
@@ -1894,7 +1894,7 @@
                 <w:color w:val="16A34A"/>
                 <w:sz w:val="16"/>
               </w:rPr>
-              <w:t>s00q27, s01q03a, s01q03b, s01q03c, s01q00b</w:t>
+              <w:t>s01q23, s01q00b, s01q23_autre</w:t>
             </w:r>
           </w:p>
         </w:tc>
@@ -1925,7 +1925,7 @@
                 <w:i w:val="0"/>
                 <w:sz w:val="17"/>
               </w:rPr>
-              <w:t>Les informations sur l'acte de naissance (ni Jours, ni mois et ni années) de  Aida gaye  manquent, s'il vous plait pouvez-vous fournir d'effort pour avoir ces informations.</w:t>
+              <w:t>La raison principale que Abdoulaye gaye n'a pas été à l'école entre 2024/2025 est il a fait année scolaire 2006 actuellement CI et semble exister dans les modalités, prière de prendre attache avec le QG pour plus d'explication afin de la classer bien.</w:t>
             </w:r>
           </w:p>
         </w:tc>
@@ -1958,7 +1958,7 @@
                 <w:i w:val="0"/>
                 <w:sz w:val="16"/>
               </w:rPr>
-              <w:t>S01</w:t>
+              <w:t>S02</w:t>
               <w:br/>
             </w:r>
             <w:r>
@@ -1968,7 +1968,7 @@
                 <w:color w:val="64748B"/>
                 <w:sz w:val="14"/>
               </w:rPr>
-              <w:t>Démographie</w:t>
+              <w:t>Éducation</w:t>
             </w:r>
           </w:p>
         </w:tc>
@@ -1984,7 +1984,7 @@
                 <w:color w:val="16A34A"/>
                 <w:sz w:val="16"/>
               </w:rPr>
-              <w:t>s01q04a, s01q03b</w:t>
+              <w:t>s01q23, s01q00b, s01q23_autre</w:t>
             </w:r>
           </w:p>
         </w:tc>
@@ -2015,7 +2015,7 @@
                 <w:i w:val="0"/>
                 <w:sz w:val="17"/>
               </w:rPr>
-              <w:t>Le mois de l'enfant ( Aida gaye ) n'est pas connu mais vous avez declaré en s01q04a le nombre de mois, prière de changer NSP au niveau de s01q03b.</w:t>
+              <w:t>La raison principale que Awa gaye n'a pas fait des études dans une école formelle est elle etait parti en vacances et semble exister dans les modalités, prière de prendre attache avec le QG pour plus d'explication afin de la classer bien.</w:t>
             </w:r>
           </w:p>
         </w:tc>
@@ -2074,7 +2074,7 @@
                 <w:color w:val="16A34A"/>
                 <w:sz w:val="16"/>
               </w:rPr>
-              <w:t>—</w:t>
+              <w:t>s01q23, s01q00b, s01q23_autre</w:t>
             </w:r>
           </w:p>
         </w:tc>
@@ -2105,7 +2105,7 @@
                 <w:i w:val="0"/>
                 <w:sz w:val="17"/>
               </w:rPr>
-              <w:t>veuillez, s'il vous plait, confirmer les frais de scolarité ( 2000 FCFA) payée de khady gaye avec le QG ou apporter les corrections nécessaires.</w:t>
+              <w:t>La raison principale que Mor sarr gaye n'a pas fait des études dans une école formelle est pour apprendre le coran dans les darra et semble exister dans les modalités, prière de prendre attache avec le QG pour plus d'explication afin de la classer bien.</w:t>
             </w:r>
           </w:p>
         </w:tc>
@@ -2286,366 +2286,6 @@
                 <w:sz w:val="17"/>
               </w:rPr>
               <w:t>Veuillez, s'il vous plait, confirmer ces informations avec le QG ou apporter les corrections nécessaires.</w:t>
-            </w:r>
-          </w:p>
-        </w:tc>
-      </w:tr>
-      <w:tr>
-        <w:tc>
-          <w:tcPr>
-            <w:tcW w:type="dxa" w:w="964"/>
-          </w:tcPr>
-          <w:p>
-            <w:r>
-              <w:rPr>
-                <w:b/>
-                <w:i w:val="0"/>
-                <w:color w:val="EA580C"/>
-                <w:sz w:val="16"/>
-              </w:rPr>
-              <w:t>Moyenne</w:t>
-            </w:r>
-          </w:p>
-        </w:tc>
-        <w:tc>
-          <w:tcPr>
-            <w:tcW w:type="dxa" w:w="1247"/>
-          </w:tcPr>
-          <w:p>
-            <w:r>
-              <w:rPr>
-                <w:b/>
-                <w:i w:val="0"/>
-                <w:sz w:val="16"/>
-              </w:rPr>
-              <w:t>S02</w:t>
-              <w:br/>
-            </w:r>
-            <w:r>
-              <w:rPr>
-                <w:b w:val="0"/>
-                <w:i w:val="0"/>
-                <w:color w:val="64748B"/>
-                <w:sz w:val="14"/>
-              </w:rPr>
-              <w:t>Éducation</w:t>
-            </w:r>
-          </w:p>
-        </w:tc>
-        <w:tc>
-          <w:tcPr>
-            <w:tcW w:type="dxa" w:w="1531"/>
-          </w:tcPr>
-          <w:p>
-            <w:r>
-              <w:rPr>
-                <w:b/>
-                <w:i w:val="0"/>
-                <w:color w:val="16A34A"/>
-                <w:sz w:val="16"/>
-              </w:rPr>
-              <w:t>—</w:t>
-            </w:r>
-          </w:p>
-        </w:tc>
-        <w:tc>
-          <w:tcPr>
-            <w:tcW w:type="dxa" w:w="1191"/>
-          </w:tcPr>
-          <w:p>
-            <w:r>
-              <w:rPr>
-                <w:b w:val="0"/>
-                <w:i w:val="0"/>
-                <w:color w:val="64748B"/>
-                <w:sz w:val="16"/>
-              </w:rPr>
-              <w:t>GT-CQ</w:t>
-            </w:r>
-          </w:p>
-        </w:tc>
-        <w:tc>
-          <w:tcPr>
-            <w:tcW w:type="dxa" w:w="4706"/>
-          </w:tcPr>
-          <w:p>
-            <w:r>
-              <w:rPr>
-                <w:b w:val="0"/>
-                <w:i w:val="0"/>
-                <w:sz w:val="17"/>
-              </w:rPr>
-              <w:t>Prière de vous adresser à Marieme gueye pour avoir l'année exacte.</w:t>
-            </w:r>
-          </w:p>
-        </w:tc>
-      </w:tr>
-      <w:tr>
-        <w:tc>
-          <w:tcPr>
-            <w:tcW w:type="dxa" w:w="964"/>
-          </w:tcPr>
-          <w:p>
-            <w:r>
-              <w:rPr>
-                <w:b/>
-                <w:i w:val="0"/>
-                <w:color w:val="EA580C"/>
-                <w:sz w:val="16"/>
-              </w:rPr>
-              <w:t>Moyenne</w:t>
-            </w:r>
-          </w:p>
-        </w:tc>
-        <w:tc>
-          <w:tcPr>
-            <w:tcW w:type="dxa" w:w="1247"/>
-          </w:tcPr>
-          <w:p>
-            <w:r>
-              <w:rPr>
-                <w:b/>
-                <w:i w:val="0"/>
-                <w:sz w:val="16"/>
-              </w:rPr>
-              <w:t>S02</w:t>
-              <w:br/>
-            </w:r>
-            <w:r>
-              <w:rPr>
-                <w:b w:val="0"/>
-                <w:i w:val="0"/>
-                <w:color w:val="64748B"/>
-                <w:sz w:val="14"/>
-              </w:rPr>
-              <w:t>Éducation</w:t>
-            </w:r>
-          </w:p>
-        </w:tc>
-        <w:tc>
-          <w:tcPr>
-            <w:tcW w:type="dxa" w:w="1531"/>
-          </w:tcPr>
-          <w:p>
-            <w:r>
-              <w:rPr>
-                <w:b/>
-                <w:i w:val="0"/>
-                <w:color w:val="16A34A"/>
-                <w:sz w:val="16"/>
-              </w:rPr>
-              <w:t>s01q23, s01q00b, s01q23_autre</w:t>
-            </w:r>
-          </w:p>
-        </w:tc>
-        <w:tc>
-          <w:tcPr>
-            <w:tcW w:type="dxa" w:w="1191"/>
-          </w:tcPr>
-          <w:p>
-            <w:r>
-              <w:rPr>
-                <w:b w:val="0"/>
-                <w:i w:val="0"/>
-                <w:color w:val="64748B"/>
-                <w:sz w:val="16"/>
-              </w:rPr>
-              <w:t>GT-CQ</w:t>
-            </w:r>
-          </w:p>
-        </w:tc>
-        <w:tc>
-          <w:tcPr>
-            <w:tcW w:type="dxa" w:w="4706"/>
-          </w:tcPr>
-          <w:p>
-            <w:r>
-              <w:rPr>
-                <w:b w:val="0"/>
-                <w:i w:val="0"/>
-                <w:sz w:val="17"/>
-              </w:rPr>
-              <w:t>La raison principale que Abdoulaye gaye n'a pas été à l'école entre 2024/2025 est il a fait année scolaire 2006 actuellement CI et semble exister dans les modalités, prière de prendre attache avec le QG pour plus d'explication afin de la classer bien.</w:t>
-            </w:r>
-          </w:p>
-        </w:tc>
-      </w:tr>
-      <w:tr>
-        <w:tc>
-          <w:tcPr>
-            <w:tcW w:type="dxa" w:w="964"/>
-          </w:tcPr>
-          <w:p>
-            <w:r>
-              <w:rPr>
-                <w:b/>
-                <w:i w:val="0"/>
-                <w:color w:val="EA580C"/>
-                <w:sz w:val="16"/>
-              </w:rPr>
-              <w:t>Moyenne</w:t>
-            </w:r>
-          </w:p>
-        </w:tc>
-        <w:tc>
-          <w:tcPr>
-            <w:tcW w:type="dxa" w:w="1247"/>
-          </w:tcPr>
-          <w:p>
-            <w:r>
-              <w:rPr>
-                <w:b/>
-                <w:i w:val="0"/>
-                <w:sz w:val="16"/>
-              </w:rPr>
-              <w:t>S02</w:t>
-              <w:br/>
-            </w:r>
-            <w:r>
-              <w:rPr>
-                <w:b w:val="0"/>
-                <w:i w:val="0"/>
-                <w:color w:val="64748B"/>
-                <w:sz w:val="14"/>
-              </w:rPr>
-              <w:t>Éducation</w:t>
-            </w:r>
-          </w:p>
-        </w:tc>
-        <w:tc>
-          <w:tcPr>
-            <w:tcW w:type="dxa" w:w="1531"/>
-          </w:tcPr>
-          <w:p>
-            <w:r>
-              <w:rPr>
-                <w:b/>
-                <w:i w:val="0"/>
-                <w:color w:val="16A34A"/>
-                <w:sz w:val="16"/>
-              </w:rPr>
-              <w:t>s01q23, s01q00b, s01q23_autre</w:t>
-            </w:r>
-          </w:p>
-        </w:tc>
-        <w:tc>
-          <w:tcPr>
-            <w:tcW w:type="dxa" w:w="1191"/>
-          </w:tcPr>
-          <w:p>
-            <w:r>
-              <w:rPr>
-                <w:b w:val="0"/>
-                <w:i w:val="0"/>
-                <w:color w:val="64748B"/>
-                <w:sz w:val="16"/>
-              </w:rPr>
-              <w:t>GT-CQ</w:t>
-            </w:r>
-          </w:p>
-        </w:tc>
-        <w:tc>
-          <w:tcPr>
-            <w:tcW w:type="dxa" w:w="4706"/>
-          </w:tcPr>
-          <w:p>
-            <w:r>
-              <w:rPr>
-                <w:b w:val="0"/>
-                <w:i w:val="0"/>
-                <w:sz w:val="17"/>
-              </w:rPr>
-              <w:t>La raison principale que Awa gaye n'a pas fait des études dans une école formelle est elle etait parti en vacances et semble exister dans les modalités, prière de prendre attache avec le QG pour plus d'explication afin de la classer bien.</w:t>
-            </w:r>
-          </w:p>
-        </w:tc>
-      </w:tr>
-      <w:tr>
-        <w:tc>
-          <w:tcPr>
-            <w:tcW w:type="dxa" w:w="964"/>
-          </w:tcPr>
-          <w:p>
-            <w:r>
-              <w:rPr>
-                <w:b/>
-                <w:i w:val="0"/>
-                <w:color w:val="EA580C"/>
-                <w:sz w:val="16"/>
-              </w:rPr>
-              <w:t>Moyenne</w:t>
-            </w:r>
-          </w:p>
-        </w:tc>
-        <w:tc>
-          <w:tcPr>
-            <w:tcW w:type="dxa" w:w="1247"/>
-          </w:tcPr>
-          <w:p>
-            <w:r>
-              <w:rPr>
-                <w:b/>
-                <w:i w:val="0"/>
-                <w:sz w:val="16"/>
-              </w:rPr>
-              <w:t>S02</w:t>
-              <w:br/>
-            </w:r>
-            <w:r>
-              <w:rPr>
-                <w:b w:val="0"/>
-                <w:i w:val="0"/>
-                <w:color w:val="64748B"/>
-                <w:sz w:val="14"/>
-              </w:rPr>
-              <w:t>Éducation</w:t>
-            </w:r>
-          </w:p>
-        </w:tc>
-        <w:tc>
-          <w:tcPr>
-            <w:tcW w:type="dxa" w:w="1531"/>
-          </w:tcPr>
-          <w:p>
-            <w:r>
-              <w:rPr>
-                <w:b/>
-                <w:i w:val="0"/>
-                <w:color w:val="16A34A"/>
-                <w:sz w:val="16"/>
-              </w:rPr>
-              <w:t>s01q23, s01q00b, s01q23_autre</w:t>
-            </w:r>
-          </w:p>
-        </w:tc>
-        <w:tc>
-          <w:tcPr>
-            <w:tcW w:type="dxa" w:w="1191"/>
-          </w:tcPr>
-          <w:p>
-            <w:r>
-              <w:rPr>
-                <w:b w:val="0"/>
-                <w:i w:val="0"/>
-                <w:color w:val="64748B"/>
-                <w:sz w:val="16"/>
-              </w:rPr>
-              <w:t>GT-CQ</w:t>
-            </w:r>
-          </w:p>
-        </w:tc>
-        <w:tc>
-          <w:tcPr>
-            <w:tcW w:type="dxa" w:w="4706"/>
-          </w:tcPr>
-          <w:p>
-            <w:r>
-              <w:rPr>
-                <w:b w:val="0"/>
-                <w:i w:val="0"/>
-                <w:sz w:val="17"/>
-              </w:rPr>
-              <w:t>La raison principale que Mor sarr gaye n'a pas fait des études dans une école formelle est pour apprendre le coran dans les darra et semble exister dans les modalités, prière de prendre attache avec le QG pour plus d'explication afin de la classer bien.</w:t>
             </w:r>
           </w:p>
         </w:tc>
